--- a/docs/用户使用手册.docx
+++ b/docs/用户使用手册.docx
@@ -21501,7 +21501,7 @@
           <w:sz w:val="20"/>
           <w:lang w:eastAsia="zh-CN"/>
         </w:rPr>
-        <w:t>将范围内底床抬高指定高度后重新计算，与未调控工况对比即可评估削峰、减蚀效果。</w:t>
+        <w:t>将范围内地形抬高指定高度后重新计算，与未调控工况对比即可评估削峰、减蚀效果。断链调控基于「冰岩崩动力学模型」计算，沿程调控基于「冰川泥石流动力学模型」计算。</w:t>
       </w:r>
     </w:p>
     <w:p>
@@ -22189,7 +22189,7 @@
                 <w:lang w:eastAsia="zh-CN"/>
               </w:rPr>
               <w:lastRenderedPageBreak/>
-              <w:t>底床与水深数据、动力学参数</w:t>
+              <w:t>输入栅格与动力学参数</w:t>
             </w:r>
           </w:p>
         </w:tc>
@@ -22206,7 +22206,7 @@
               <w:rPr>
                 <w:sz w:val="20"/>
               </w:rPr>
-              <w:t>与断链调控一致</w:t>
+              <w:t>沿用「冰川泥石流动力学模型」的三份输入数据（平均高程／物源启动区／影响范围）与默认参数</w:t>
             </w:r>
             <w:proofErr w:type="spellEnd"/>
           </w:p>
@@ -22247,7 +22247,7 @@
         <w:rPr>
           <w:lang w:eastAsia="zh-CN"/>
         </w:rPr>
-        <w:t>相同，区别在于调控范围沿沟道纵向布设。</w:t>
+        <w:t>基本相同，区别在于调控范围沿沟道纵向布设；计算前需先准备好三份输入栅格（可在「冰川泥石流动力学模型」弹窗中上传并复用），后端对高程栅格抬升后重新执行冰川泥石流动力学计算。</w:t>
       </w:r>
     </w:p>
     <w:p>

--- a/docs/用户使用手册.docx
+++ b/docs/用户使用手册.docx
@@ -21501,7 +21501,7 @@
           <w:sz w:val="20"/>
           <w:lang w:eastAsia="zh-CN"/>
         </w:rPr>
-        <w:t>将范围内地形抬高指定高度后重新计算，与未调控工况对比即可评估削峰、减蚀效果。断链调控基于「冰岩崩动力学模型」计算，沿程调控基于「冰川泥石流动力学模型」计算。</w:t>
+        <w:t>将范围内地形抬高指定高度后重新计算，与未调控工况对比即可评估削峰、减蚀效果。断链调控基于「冰岩崩动力学模型」计算，沿程调控基于「冰川泥石流动力学模型」计算。两项调控的输入数据与动力学参数都在各自功能面板内独立填写，与动力学模型弹窗互不影响。</w:t>
       </w:r>
     </w:p>
     <w:p>
@@ -21776,7 +21776,7 @@
                 <w:sz w:val="20"/>
                 <w:lang w:eastAsia="zh-CN"/>
               </w:rPr>
-              <w:t>沿用「冰岩崩动力学模型」的输入数据；未选择文件时使用内置示例数据</w:t>
+              <w:t>在本面板内独立选择灾前地形／灾后地形／初始水深；三份都不选时使用内置示例数据</w:t>
             </w:r>
           </w:p>
         </w:tc>
@@ -21819,7 +21819,7 @@
                 <w:sz w:val="20"/>
                 <w:lang w:eastAsia="zh-CN"/>
               </w:rPr>
-              <w:t>基底摩擦角、曼宁摩擦系数、网格长宽、滑坡与河水密度、输出间距、计算时间沿用冰岩崩动力学模型默认值</w:t>
+              <w:t>基底摩擦角、曼宁摩擦系数、网格长宽、滑坡与河水密度、输出间距、计算时间、物源厚度比例均在本面板单独填写</w:t>
             </w:r>
           </w:p>
         </w:tc>
@@ -21855,7 +21855,7 @@
         <w:rPr>
           <w:lang w:eastAsia="zh-CN"/>
         </w:rPr>
-        <w:t>点击「灾害链断链调控技术」。</w:t>
+        <w:t>点击「灾害链断链调控技术」，在面板内填写数据坐标系与源区中心，并选择灾前地形／灾后地形／初始水深（三份都不选时使用内置示例数据）。</w:t>
       </w:r>
     </w:p>
     <w:p>
@@ -21952,7 +21952,7 @@
         <w:rPr>
           <w:lang w:eastAsia="zh-CN"/>
         </w:rPr>
-        <w:t>点击「清除绘制」可重新绘制范围。</w:t>
+        <w:t>点击「清除绘制」可重新绘制范围。每次重新进入该功能，面板会自动清空上一次的输入；断链调控与沿程调控的输入互不影响。</w:t>
       </w:r>
     </w:p>
     <w:p>
@@ -22206,7 +22206,7 @@
               <w:rPr>
                 <w:sz w:val="20"/>
               </w:rPr>
-              <w:t>沿用「冰川泥石流动力学模型」的三份输入数据（平均高程／物源启动区／影响范围）与默认参数</w:t>
+              <w:t>在本面板内独立选择三份输入数据（平均高程／物源启动区／影响范围），动力学参数沿用默认配置</w:t>
             </w:r>
             <w:proofErr w:type="spellEnd"/>
           </w:p>
@@ -22247,7 +22247,7 @@
         <w:rPr>
           <w:lang w:eastAsia="zh-CN"/>
         </w:rPr>
-        <w:t>基本相同，区别在于调控范围沿沟道纵向布设；计算前需先准备好三份输入栅格（可在「冰川泥石流动力学模型」弹窗中上传并复用），后端对高程栅格抬升后重新执行冰川泥石流动力学计算。</w:t>
+        <w:t>基本相同，区别在于调控范围沿沟道纵向布设；计算前需在本面板内选择三份输入栅格（本面板与「冰川泥石流动力学模型」弹窗各自独立，互不影响），后端对高程栅格抬升后重新执行冰川泥石流动力学计算。</w:t>
       </w:r>
     </w:p>
     <w:p>
